--- a/formats/classical_roman_confessional_local_universal_complete.docx
+++ b/formats/classical_roman_confessional_local_universal_complete.docx
@@ -99,49 +99,7 @@
         <w:pStyle w:val="FirstParagraph"/>
       </w:pPr>
       <w:r>
-        <w:t xml:space="preserve">The marble was cool and unyielding against my forehead. A sacred chill, the kind that seeps into the bone and whispers of eternity. I was prostrate on the floor of the</w:t>
-      </w:r>
-      <w:r>
-        <w:t xml:space="preserve"> </w:t>
-      </w:r>
-      <w:r>
-        <w:rPr>
-          <w:i/>
-          <w:iCs/>
-        </w:rPr>
-        <w:t xml:space="preserve">lararium</w:t>
-      </w:r>
-      <w:r>
-        <w:t xml:space="preserve">, the household shrine, my nose pressed to a vein of grey in the white stone. Before me, the small bronze figures of the</w:t>
-      </w:r>
-      <w:r>
-        <w:t xml:space="preserve"> </w:t>
-      </w:r>
-      <w:r>
-        <w:rPr>
-          <w:i/>
-          <w:iCs/>
-        </w:rPr>
-        <w:t xml:space="preserve">lares</w:t>
-      </w:r>
-      <w:r>
-        <w:t xml:space="preserve">—the household gods—stood watch on their shelf, their faces blurred by generations of sacrificial smoke and the oily touch of devotion. I could smell the lingering ghost of last night’s incense, a dry, woody scent, undercut by the sharper tang of the wine I’d just tipped from my</w:t>
-      </w:r>
-      <w:r>
-        <w:t xml:space="preserve"> </w:t>
-      </w:r>
-      <w:r>
-        <w:rPr>
-          <w:i/>
-          <w:iCs/>
-        </w:rPr>
-        <w:t xml:space="preserve">patera</w:t>
-      </w:r>
-      <w:r>
-        <w:t xml:space="preserve"> </w:t>
-      </w:r>
-      <w:r>
-        <w:t xml:space="preserve">onto the altar. A libation for the dead. For one dead in particular.</w:t>
+        <w:t xml:space="preserve">Marcus Aurelius wrote that a man’s life is dyed the color of his thoughts. My father’s hands were stained purple. Not from imperial philosophy, but from the murex shells he cracked open in our courtyard, the stink of empire rising in the heat, a small god’s work for a world he would never see.</w:t>
       </w:r>
     </w:p>
     <w:p>
